--- a/Proyecto integrador/Manual técnico/Actividad 5.1 Manual de técnico de diagramas_RobertoCahuare_SIM_5ISCM.docx
+++ b/Proyecto integrador/Manual técnico/Actividad 5.1 Manual de técnico de diagramas_RobertoCahuare_SIM_5ISCM.docx
@@ -3371,8 +3371,6 @@
         </w:rPr>
         <w:br w:type="page"/>
       </w:r>
-      <w:bookmarkStart w:id="2" w:name="_GoBack"/>
-      <w:bookmarkEnd w:id="2"/>
     </w:p>
     <w:p>
       <w:pPr>
@@ -3384,7 +3382,7 @@
           <w:sz w:val="36"/>
         </w:rPr>
       </w:pPr>
-      <w:bookmarkStart w:id="3" w:name="_Toc241904705"/>
+      <w:bookmarkStart w:id="2" w:name="_Toc241904705"/>
       <w:r>
         <w:rPr>
           <w:rFonts w:ascii="Arial" w:hAnsi="Arial" w:cs="Arial"/>
@@ -3395,7 +3393,7 @@
         <w:lastRenderedPageBreak/>
         <w:t>3. INTRODUCCIÓN</w:t>
       </w:r>
-      <w:bookmarkEnd w:id="3"/>
+      <w:bookmarkEnd w:id="2"/>
     </w:p>
     <w:p>
       <w:pPr>
@@ -3545,7 +3543,7 @@
           <w:sz w:val="36"/>
         </w:rPr>
       </w:pPr>
-      <w:bookmarkStart w:id="4" w:name="_Toc241904706"/>
+      <w:bookmarkStart w:id="3" w:name="_Toc241904706"/>
       <w:r>
         <w:rPr>
           <w:rFonts w:ascii="Arial" w:hAnsi="Arial" w:cs="Arial"/>
@@ -3556,7 +3554,7 @@
         <w:lastRenderedPageBreak/>
         <w:t>4. OBJETIVO GENERAL</w:t>
       </w:r>
-      <w:bookmarkEnd w:id="4"/>
+      <w:bookmarkEnd w:id="3"/>
     </w:p>
     <w:p>
       <w:pPr>
@@ -3618,7 +3616,7 @@
           <w:sz w:val="36"/>
         </w:rPr>
       </w:pPr>
-      <w:bookmarkStart w:id="5" w:name="_Toc241904707"/>
+      <w:bookmarkStart w:id="4" w:name="_Toc241904707"/>
       <w:r>
         <w:rPr>
           <w:rFonts w:ascii="Arial" w:hAnsi="Arial" w:cs="Arial"/>
@@ -3628,7 +3626,7 @@
         </w:rPr>
         <w:t>5. OBJETIVOS ESPECÍFICOS</w:t>
       </w:r>
-      <w:bookmarkEnd w:id="5"/>
+      <w:bookmarkEnd w:id="4"/>
     </w:p>
     <w:p>
       <w:pPr>
@@ -3774,7 +3772,7 @@
           <w:sz w:val="36"/>
         </w:rPr>
       </w:pPr>
-      <w:bookmarkStart w:id="6" w:name="_Toc241904708"/>
+      <w:bookmarkStart w:id="5" w:name="_Toc241904708"/>
       <w:r>
         <w:rPr>
           <w:rFonts w:ascii="Arial" w:hAnsi="Arial" w:cs="Arial"/>
@@ -3785,7 +3783,7 @@
         <w:lastRenderedPageBreak/>
         <w:t>6. ALCANCE</w:t>
       </w:r>
-      <w:bookmarkEnd w:id="6"/>
+      <w:bookmarkEnd w:id="5"/>
     </w:p>
     <w:p>
       <w:pPr>
@@ -3842,7 +3840,7 @@
           <w:sz w:val="36"/>
         </w:rPr>
       </w:pPr>
-      <w:bookmarkStart w:id="7" w:name="_Toc241904709"/>
+      <w:bookmarkStart w:id="6" w:name="_Toc241904709"/>
       <w:r>
         <w:rPr>
           <w:rFonts w:ascii="Arial" w:hAnsi="Arial" w:cs="Arial"/>
@@ -3852,7 +3850,7 @@
         </w:rPr>
         <w:t>7. DESCRIPCIÓN GENERAL DEL PROCESO</w:t>
       </w:r>
-      <w:bookmarkEnd w:id="7"/>
+      <w:bookmarkEnd w:id="6"/>
     </w:p>
     <w:p>
       <w:pPr>
@@ -3935,7 +3933,7 @@
           <w:sz w:val="36"/>
         </w:rPr>
       </w:pPr>
-      <w:bookmarkStart w:id="8" w:name="_Toc241904710"/>
+      <w:bookmarkStart w:id="7" w:name="_Toc241904710"/>
       <w:r>
         <w:rPr>
           <w:rFonts w:ascii="Arial" w:hAnsi="Arial" w:cs="Arial"/>
@@ -3945,7 +3943,7 @@
         </w:rPr>
         <w:t>8. HERRAMIENTAS UTILIZADAS</w:t>
       </w:r>
-      <w:bookmarkEnd w:id="8"/>
+      <w:bookmarkEnd w:id="7"/>
     </w:p>
     <w:p>
       <w:pPr>
@@ -3957,7 +3955,7 @@
           <w:sz w:val="28"/>
         </w:rPr>
       </w:pPr>
-      <w:bookmarkStart w:id="9" w:name="_Toc241904711"/>
+      <w:bookmarkStart w:id="8" w:name="_Toc241904711"/>
       <w:r>
         <w:rPr>
           <w:rFonts w:ascii="Arial" w:hAnsi="Arial" w:cs="Arial"/>
@@ -3997,7 +3995,7 @@
         </w:rPr>
         <w:t>Modeler</w:t>
       </w:r>
-      <w:bookmarkEnd w:id="9"/>
+      <w:bookmarkEnd w:id="8"/>
       <w:proofErr w:type="spellEnd"/>
     </w:p>
     <w:p>
@@ -4121,7 +4119,7 @@
           <w:sz w:val="28"/>
         </w:rPr>
       </w:pPr>
-      <w:bookmarkStart w:id="10" w:name="_Toc241904712"/>
+      <w:bookmarkStart w:id="9" w:name="_Toc241904712"/>
       <w:r>
         <w:rPr>
           <w:rFonts w:ascii="Arial" w:hAnsi="Arial" w:cs="Arial"/>
@@ -4161,7 +4159,7 @@
         </w:rPr>
         <w:t>Modeler</w:t>
       </w:r>
-      <w:bookmarkEnd w:id="10"/>
+      <w:bookmarkEnd w:id="9"/>
       <w:proofErr w:type="spellEnd"/>
     </w:p>
     <w:p>
@@ -4237,7 +4235,7 @@
           <w:sz w:val="28"/>
         </w:rPr>
       </w:pPr>
-      <w:bookmarkStart w:id="11" w:name="_Toc241904713"/>
+      <w:bookmarkStart w:id="10" w:name="_Toc241904713"/>
       <w:r>
         <w:rPr>
           <w:rFonts w:ascii="Arial" w:hAnsi="Arial" w:cs="Arial"/>
@@ -4247,7 +4245,7 @@
         </w:rPr>
         <w:t>8.3 Bonita</w:t>
       </w:r>
-      <w:bookmarkEnd w:id="11"/>
+      <w:bookmarkEnd w:id="10"/>
     </w:p>
     <w:p>
       <w:pPr>
@@ -4292,7 +4290,7 @@
           <w:sz w:val="32"/>
         </w:rPr>
       </w:pPr>
-      <w:bookmarkStart w:id="12" w:name="_Toc241904714"/>
+      <w:bookmarkStart w:id="11" w:name="_Toc241904714"/>
       <w:r>
         <w:rPr>
           <w:rFonts w:ascii="Arial" w:hAnsi="Arial" w:cs="Arial"/>
@@ -4302,7 +4300,7 @@
         </w:rPr>
         <w:t>9. ELEMENTOS UTILIZADOS EN EL MODELADO</w:t>
       </w:r>
-      <w:bookmarkEnd w:id="12"/>
+      <w:bookmarkEnd w:id="11"/>
     </w:p>
     <w:p>
       <w:pPr>
@@ -4597,7 +4595,7 @@
           <w:sz w:val="36"/>
         </w:rPr>
       </w:pPr>
-      <w:bookmarkStart w:id="13" w:name="_Toc241904715"/>
+      <w:bookmarkStart w:id="12" w:name="_Toc241904715"/>
       <w:r>
         <w:rPr>
           <w:rFonts w:ascii="Arial" w:hAnsi="Arial" w:cs="Arial"/>
@@ -4607,7 +4605,7 @@
         </w:rPr>
         <w:t>10. MODELADO DEL PROCESO EN CAMUNDA</w:t>
       </w:r>
-      <w:bookmarkEnd w:id="13"/>
+      <w:bookmarkEnd w:id="12"/>
     </w:p>
     <w:p>
       <w:pPr>
@@ -4619,7 +4617,7 @@
           <w:sz w:val="28"/>
         </w:rPr>
       </w:pPr>
-      <w:bookmarkStart w:id="14" w:name="_Toc241904716"/>
+      <w:bookmarkStart w:id="13" w:name="_Toc241904716"/>
       <w:r>
         <w:rPr>
           <w:rFonts w:ascii="Arial" w:hAnsi="Arial" w:cs="Arial"/>
@@ -4629,7 +4627,7 @@
         </w:rPr>
         <w:t>10.1 Descripción</w:t>
       </w:r>
-      <w:bookmarkEnd w:id="14"/>
+      <w:bookmarkEnd w:id="13"/>
     </w:p>
     <w:p>
       <w:pPr>
@@ -4715,7 +4713,7 @@
           <w:sz w:val="28"/>
         </w:rPr>
       </w:pPr>
-      <w:bookmarkStart w:id="15" w:name="_Toc241904717"/>
+      <w:bookmarkStart w:id="14" w:name="_Toc241904717"/>
       <w:r>
         <w:rPr>
           <w:rFonts w:ascii="Arial" w:hAnsi="Arial" w:cs="Arial"/>
@@ -4735,7 +4733,7 @@
         </w:rPr>
         <w:t>Camunda</w:t>
       </w:r>
-      <w:bookmarkEnd w:id="15"/>
+      <w:bookmarkEnd w:id="14"/>
       <w:proofErr w:type="spellEnd"/>
     </w:p>
     <w:p>
@@ -5099,7 +5097,7 @@
           <w:sz w:val="36"/>
         </w:rPr>
       </w:pPr>
-      <w:bookmarkStart w:id="16" w:name="_Toc241904718"/>
+      <w:bookmarkStart w:id="15" w:name="_Toc241904718"/>
       <w:r>
         <w:rPr>
           <w:rFonts w:ascii="Arial" w:hAnsi="Arial" w:cs="Arial"/>
@@ -5109,7 +5107,7 @@
         </w:rPr>
         <w:t>11. MODELADO DEL PROCESO EN BIZAGI</w:t>
       </w:r>
-      <w:bookmarkEnd w:id="16"/>
+      <w:bookmarkEnd w:id="15"/>
     </w:p>
     <w:p>
       <w:pPr>
@@ -5121,7 +5119,7 @@
           <w:sz w:val="28"/>
         </w:rPr>
       </w:pPr>
-      <w:bookmarkStart w:id="17" w:name="_Toc241904719"/>
+      <w:bookmarkStart w:id="16" w:name="_Toc241904719"/>
       <w:r>
         <w:rPr>
           <w:rFonts w:ascii="Arial" w:hAnsi="Arial" w:cs="Arial"/>
@@ -5131,7 +5129,7 @@
         </w:rPr>
         <w:t>11.1 Descripción</w:t>
       </w:r>
-      <w:bookmarkEnd w:id="17"/>
+      <w:bookmarkEnd w:id="16"/>
     </w:p>
     <w:p>
       <w:pPr>
@@ -5217,7 +5215,7 @@
           <w:sz w:val="28"/>
         </w:rPr>
       </w:pPr>
-      <w:bookmarkStart w:id="18" w:name="_Toc241904720"/>
+      <w:bookmarkStart w:id="17" w:name="_Toc241904720"/>
       <w:r>
         <w:rPr>
           <w:rFonts w:ascii="Arial" w:hAnsi="Arial" w:cs="Arial"/>
@@ -5227,7 +5225,7 @@
         </w:rPr>
         <w:t>11.2 Actividades y tiempos</w:t>
       </w:r>
-      <w:bookmarkEnd w:id="18"/>
+      <w:bookmarkEnd w:id="17"/>
     </w:p>
     <w:p>
       <w:pPr>
@@ -5444,7 +5442,7 @@
           <w:sz w:val="28"/>
         </w:rPr>
       </w:pPr>
-      <w:bookmarkStart w:id="19" w:name="_Toc241904721"/>
+      <w:bookmarkStart w:id="18" w:name="_Toc241904721"/>
       <w:r>
         <w:rPr>
           <w:rFonts w:ascii="Arial" w:hAnsi="Arial" w:cs="Arial"/>
@@ -5454,7 +5452,7 @@
         </w:rPr>
         <w:t>11.3 Decisión del control de calidad</w:t>
       </w:r>
-      <w:bookmarkEnd w:id="19"/>
+      <w:bookmarkEnd w:id="18"/>
     </w:p>
     <w:p>
       <w:pPr>
@@ -5524,7 +5522,7 @@
           <w:sz w:val="28"/>
         </w:rPr>
       </w:pPr>
-      <w:bookmarkStart w:id="20" w:name="_Toc241904722"/>
+      <w:bookmarkStart w:id="19" w:name="_Toc241904722"/>
       <w:r>
         <w:rPr>
           <w:rFonts w:ascii="Arial" w:hAnsi="Arial" w:cs="Arial"/>
@@ -5534,7 +5532,7 @@
         </w:rPr>
         <w:t>11.4 Flujo del proceso en Bizagi</w:t>
       </w:r>
-      <w:bookmarkEnd w:id="20"/>
+      <w:bookmarkEnd w:id="19"/>
     </w:p>
     <w:p>
       <w:pPr>
@@ -5736,7 +5734,7 @@
           <w:sz w:val="28"/>
         </w:rPr>
       </w:pPr>
-      <w:bookmarkStart w:id="21" w:name="_Toc241904723"/>
+      <w:bookmarkStart w:id="20" w:name="_Toc241904723"/>
       <w:r>
         <w:rPr>
           <w:rFonts w:ascii="Arial" w:hAnsi="Arial" w:cs="Arial"/>
@@ -5747,7 +5745,7 @@
         <w:lastRenderedPageBreak/>
         <w:t>11.5 Captura del diagrama de Bizagi</w:t>
       </w:r>
-      <w:bookmarkEnd w:id="21"/>
+      <w:bookmarkEnd w:id="20"/>
     </w:p>
     <w:p>
       <w:r>
@@ -5869,7 +5867,7 @@
           <w:sz w:val="36"/>
         </w:rPr>
       </w:pPr>
-      <w:bookmarkStart w:id="22" w:name="_Toc241904724"/>
+      <w:bookmarkStart w:id="21" w:name="_Toc241904724"/>
       <w:r>
         <w:rPr>
           <w:rFonts w:ascii="Arial" w:hAnsi="Arial" w:cs="Arial"/>
@@ -5879,7 +5877,7 @@
         </w:rPr>
         <w:t>12. MODELADO DEL PROCESO EN BONITA</w:t>
       </w:r>
-      <w:bookmarkEnd w:id="22"/>
+      <w:bookmarkEnd w:id="21"/>
     </w:p>
     <w:p>
       <w:pPr>
@@ -5891,7 +5889,7 @@
           <w:sz w:val="28"/>
         </w:rPr>
       </w:pPr>
-      <w:bookmarkStart w:id="23" w:name="_Toc241904725"/>
+      <w:bookmarkStart w:id="22" w:name="_Toc241904725"/>
       <w:r>
         <w:rPr>
           <w:rFonts w:ascii="Arial" w:hAnsi="Arial" w:cs="Arial"/>
@@ -5901,7 +5899,7 @@
         </w:rPr>
         <w:t>12.1 Descripción</w:t>
       </w:r>
-      <w:bookmarkEnd w:id="23"/>
+      <w:bookmarkEnd w:id="22"/>
     </w:p>
     <w:p>
       <w:pPr>
@@ -6003,7 +6001,7 @@
           <w:sz w:val="28"/>
         </w:rPr>
       </w:pPr>
-      <w:bookmarkStart w:id="24" w:name="_Toc241904726"/>
+      <w:bookmarkStart w:id="23" w:name="_Toc241904726"/>
       <w:r>
         <w:rPr>
           <w:rFonts w:ascii="Arial" w:hAnsi="Arial" w:cs="Arial"/>
@@ -6013,7 +6011,7 @@
         </w:rPr>
         <w:t>12.2 Flujo que se deberá representar en Bonita</w:t>
       </w:r>
-      <w:bookmarkEnd w:id="24"/>
+      <w:bookmarkEnd w:id="23"/>
     </w:p>
     <w:p>
       <w:pPr>
@@ -6209,7 +6207,7 @@
           <w:sz w:val="28"/>
         </w:rPr>
       </w:pPr>
-      <w:bookmarkStart w:id="25" w:name="_Toc241904727"/>
+      <w:bookmarkStart w:id="24" w:name="_Toc241904727"/>
       <w:r>
         <w:rPr>
           <w:rFonts w:ascii="Arial" w:hAnsi="Arial" w:cs="Arial"/>
@@ -6219,7 +6217,7 @@
         </w:rPr>
         <w:t>12.3 Captura del diagrama de Bonita</w:t>
       </w:r>
-      <w:bookmarkEnd w:id="25"/>
+      <w:bookmarkEnd w:id="24"/>
     </w:p>
     <w:p>
       <w:r>
@@ -6382,7 +6380,7 @@
           <w:sz w:val="36"/>
         </w:rPr>
       </w:pPr>
-      <w:bookmarkStart w:id="26" w:name="_Toc241904728"/>
+      <w:bookmarkStart w:id="25" w:name="_Toc241904728"/>
       <w:r>
         <w:rPr>
           <w:rFonts w:ascii="Arial" w:hAnsi="Arial" w:cs="Arial"/>
@@ -6393,7 +6391,7 @@
         <w:lastRenderedPageBreak/>
         <w:t>13. COMPARACIÓN DE LOS TRES MODELOS</w:t>
       </w:r>
-      <w:bookmarkEnd w:id="26"/>
+      <w:bookmarkEnd w:id="25"/>
     </w:p>
     <w:p>
       <w:pPr>
@@ -7072,7 +7070,7 @@
           <w:sz w:val="36"/>
         </w:rPr>
       </w:pPr>
-      <w:bookmarkStart w:id="27" w:name="_Toc241904729"/>
+      <w:bookmarkStart w:id="26" w:name="_Toc241904729"/>
       <w:r>
         <w:rPr>
           <w:b/>
@@ -7082,7 +7080,7 @@
         <w:lastRenderedPageBreak/>
         <w:t>14. REQUISITOS TÉCNICOS</w:t>
       </w:r>
-      <w:bookmarkEnd w:id="27"/>
+      <w:bookmarkEnd w:id="26"/>
     </w:p>
     <w:p>
       <w:pPr>
@@ -7237,7 +7235,7 @@
           <w:sz w:val="36"/>
         </w:rPr>
       </w:pPr>
-      <w:bookmarkStart w:id="28" w:name="_Toc241904730"/>
+      <w:bookmarkStart w:id="27" w:name="_Toc241904730"/>
       <w:r>
         <w:rPr>
           <w:rFonts w:ascii="Arial" w:hAnsi="Arial" w:cs="Arial"/>
@@ -7247,7 +7245,7 @@
         </w:rPr>
         <w:t>15. PROCEDIMIENTO GENERAL PARA REALIZAR LOS DIAGRAMAS</w:t>
       </w:r>
-      <w:bookmarkEnd w:id="28"/>
+      <w:bookmarkEnd w:id="27"/>
     </w:p>
     <w:p>
       <w:pPr>
@@ -7630,7 +7628,7 @@
           <w:sz w:val="36"/>
         </w:rPr>
       </w:pPr>
-      <w:bookmarkStart w:id="29" w:name="_Toc241904731"/>
+      <w:bookmarkStart w:id="28" w:name="_Toc241904731"/>
       <w:r>
         <w:rPr>
           <w:rFonts w:ascii="Arial" w:hAnsi="Arial" w:cs="Arial"/>
@@ -7640,7 +7638,7 @@
         </w:rPr>
         <w:t>16. LÓGICA DEL PROCESO</w:t>
       </w:r>
-      <w:bookmarkEnd w:id="29"/>
+      <w:bookmarkEnd w:id="28"/>
     </w:p>
     <w:p>
       <w:pPr>
@@ -7839,7 +7837,7 @@
           <w:sz w:val="36"/>
         </w:rPr>
       </w:pPr>
-      <w:bookmarkStart w:id="30" w:name="_Toc241904732"/>
+      <w:bookmarkStart w:id="29" w:name="_Toc241904732"/>
       <w:r>
         <w:rPr>
           <w:rFonts w:ascii="Arial" w:hAnsi="Arial" w:cs="Arial"/>
@@ -7849,7 +7847,7 @@
         </w:rPr>
         <w:t>17. RESULTADOS OBTENIDOS</w:t>
       </w:r>
-      <w:bookmarkEnd w:id="30"/>
+      <w:bookmarkEnd w:id="29"/>
     </w:p>
     <w:p>
       <w:pPr>
@@ -8535,7 +8533,7 @@
           <w:sz w:val="36"/>
         </w:rPr>
       </w:pPr>
-      <w:bookmarkStart w:id="31" w:name="_Toc241904733"/>
+      <w:bookmarkStart w:id="30" w:name="_Toc241904733"/>
       <w:r>
         <w:rPr>
           <w:rFonts w:ascii="Arial" w:hAnsi="Arial" w:cs="Arial"/>
@@ -8545,7 +8543,7 @@
         </w:rPr>
         <w:t>18. CONCLUSIÓN</w:t>
       </w:r>
-      <w:bookmarkEnd w:id="31"/>
+      <w:bookmarkEnd w:id="30"/>
     </w:p>
     <w:p>
       <w:pPr>
@@ -8651,7 +8649,7 @@
           <w:sz w:val="36"/>
         </w:rPr>
       </w:pPr>
-      <w:bookmarkStart w:id="32" w:name="_Toc241904734"/>
+      <w:bookmarkStart w:id="31" w:name="_Toc241904734"/>
       <w:r>
         <w:rPr>
           <w:rFonts w:ascii="Arial" w:hAnsi="Arial" w:cs="Arial"/>
@@ -8668,8 +8666,19 @@
           <w:color w:val="000000" w:themeColor="text1"/>
           <w:sz w:val="36"/>
         </w:rPr>
-        <w:t>FUENTES DE CONSULTA</w:t>
-      </w:r>
+        <w:t xml:space="preserve">FUENTES DE </w:t>
+      </w:r>
+      <w:bookmarkEnd w:id="31"/>
+      <w:r>
+        <w:rPr>
+          <w:rFonts w:ascii="Arial" w:hAnsi="Arial" w:cs="Arial"/>
+          <w:b/>
+          <w:color w:val="000000" w:themeColor="text1"/>
+          <w:sz w:val="36"/>
+        </w:rPr>
+        <w:t>INFORMACIÓN</w:t>
+      </w:r>
+      <w:bookmarkStart w:id="32" w:name="_GoBack"/>
       <w:bookmarkEnd w:id="32"/>
     </w:p>
     <w:p>
@@ -8939,7 +8948,7 @@
             <w:noProof/>
             <w:lang w:val="es-ES"/>
           </w:rPr>
-          <w:t>26</w:t>
+          <w:t>22</w:t>
         </w:r>
         <w:r>
           <w:fldChar w:fldCharType="end"/>
@@ -11474,7 +11483,7 @@
 </file>
 
 <file path=customXml/itemProps1.xml><?xml version="1.0" encoding="utf-8"?>
-<ds:datastoreItem xmlns:ds="http://schemas.openxmlformats.org/officeDocument/2006/customXml" ds:itemID="{3763A1A7-CA44-4694-BFDD-FE6CA91FA61D}">
+<ds:datastoreItem xmlns:ds="http://schemas.openxmlformats.org/officeDocument/2006/customXml" ds:itemID="{8F0112CD-FCA7-4ECA-B0D4-6CAD3AA1C607}">
   <ds:schemaRefs>
     <ds:schemaRef ds:uri="http://schemas.openxmlformats.org/officeDocument/2006/bibliography"/>
   </ds:schemaRefs>
